--- a/t26_s4.docx
+++ b/t26_s4.docx
@@ -3,2168 +3,998 @@
 <w:document xmlns:wpc="http://schemas.microsoft.com/office/word/2010/wordprocessingCanvas" xmlns:mo="http://schemas.microsoft.com/office/mac/office/2008/main" xmlns:mc="http://schemas.openxmlformats.org/markup-compatibility/2006" xmlns:mv="urn:schemas-microsoft-com:mac:vml" xmlns:o="urn:schemas-microsoft-com:office:office" xmlns:r="http://schemas.openxmlformats.org/officeDocument/2006/relationships" xmlns:m="http://schemas.openxmlformats.org/officeDocument/2006/math" xmlns:v="urn:schemas-microsoft-com:vml" xmlns:wp14="http://schemas.microsoft.com/office/word/2010/wordprocessingDrawing" xmlns:wp="http://schemas.openxmlformats.org/drawingml/2006/wordprocessingDrawing" xmlns:w10="urn:schemas-microsoft-com:office:word" xmlns:w="http://schemas.openxmlformats.org/wordprocessingml/2006/main" xmlns:w14="http://schemas.microsoft.com/office/word/2010/wordml" xmlns:wpg="http://schemas.microsoft.com/office/word/2010/wordprocessingGroup" xmlns:wpi="http://schemas.microsoft.com/office/word/2010/wordprocessingInk" xmlns:wne="http://schemas.microsoft.com/office/word/2006/wordml" xmlns:wps="http://schemas.microsoft.com/office/word/2010/wordprocessingShape" mc:Ignorable="w14 wp14">
   <w:body>
     <w:p>
-      <w:pPr>
-        <w:spacing w:after="20" w:before="120"/>
-      </w:pPr>
       <w:r>
-        <w:rPr>
-          <w:b/>
-          <w:sz w:val="22"/>
-        </w:rPr>
-        <w:t>Question: Which needle is most appropriate for a subcutaneous injection?</w:t>
+        <w:t xml:space="preserve">Question: A patient with acute gastroenteritis has no dehydration. The nurse should teach the mother to:</w:t>
       </w:r>
     </w:p>
     <w:p>
-      <w:pPr>
-        <w:spacing w:after="0" w:before="0"/>
-      </w:pPr>
       <w:r>
-        <w:rPr>
-          <w:b w:val="0"/>
-          <w:sz w:val="22"/>
-        </w:rPr>
-        <w:t>(a) 14-16 gauge, 2 inch</w:t>
+        <w:t xml:space="preserve">(a) Give ORS after each loose stool and continue feeding</w:t>
       </w:r>
     </w:p>
     <w:p>
-      <w:pPr>
-        <w:spacing w:after="0" w:before="0"/>
-      </w:pPr>
       <w:r>
-        <w:rPr>
-          <w:b w:val="0"/>
-          <w:sz w:val="22"/>
-        </w:rPr>
-        <w:t>(b) 25-27 gauge, 5/8 inch</w:t>
+        <w:t xml:space="preserve">(b) Give IV fluids</w:t>
       </w:r>
     </w:p>
     <w:p>
-      <w:pPr>
-        <w:spacing w:after="0" w:before="0"/>
-      </w:pPr>
       <w:r>
-        <w:rPr>
-          <w:b w:val="0"/>
-          <w:sz w:val="22"/>
-        </w:rPr>
-        <w:t>(c) 22 gauge, 1½ inch</w:t>
+        <w:t xml:space="preserve">(c) Stop feeding</w:t>
       </w:r>
     </w:p>
     <w:p>
-      <w:pPr>
-        <w:spacing w:after="0" w:before="0"/>
-      </w:pPr>
       <w:r>
-        <w:rPr>
-          <w:b w:val="0"/>
-          <w:sz w:val="22"/>
-        </w:rPr>
-        <w:t>(d) 18-20 gauge, 1½ inch</w:t>
+        <w:t xml:space="preserve">(d) Give antidiarrheals</w:t>
       </w:r>
     </w:p>
     <w:p>
-      <w:pPr>
-        <w:spacing w:after="0" w:before="40"/>
-      </w:pPr>
       <w:r>
-        <w:rPr>
-          <w:b/>
-          <w:sz w:val="22"/>
-        </w:rPr>
-        <w:t>Answer: b</w:t>
+        <w:t xml:space="preserve">Answer: a</w:t>
       </w:r>
     </w:p>
     <w:p>
-      <w:pPr>
-        <w:spacing w:after="0" w:before="0"/>
-      </w:pPr>
       <w:r>
-        <w:rPr>
-          <w:b w:val="0"/>
-          <w:sz w:val="21"/>
-        </w:rPr>
-        <w:t>Solution: Subcutaneous injections use a short, fine needle (25-27 gauge, ⅝ inch) to deposit medication into the subcutaneous layer at a 45° angle.</w:t>
+        <w:t xml:space="preserve">Solution: Plan A (no dehydration) — ORS (~10 mL/kg) after each loose stool, extra fluids, continued feeding, and advice on when to return.</w:t>
       </w:r>
     </w:p>
     <w:p>
-      <w:pPr>
-        <w:spacing w:after="0" w:before="0"/>
-      </w:pPr>
       <w:r>
-        <w:rPr>
-          <w:b w:val="0"/>
-          <w:sz w:val="20"/>
-        </w:rPr>
-        <w:t>Positive Marks: 1</w:t>
+        <w:t xml:space="preserve">Positive Marks: 1</w:t>
       </w:r>
     </w:p>
     <w:p>
-      <w:pPr>
-        <w:spacing w:after="160" w:before="0"/>
-      </w:pPr>
       <w:r>
-        <w:rPr>
-          <w:b w:val="0"/>
-          <w:sz w:val="20"/>
-        </w:rPr>
-        <w:t>Negative Marks: 0.25</w:t>
+        <w:t xml:space="preserve">Negative Marks: 0.25</w:t>
       </w:r>
     </w:p>
     <w:p>
-      <w:pPr>
-        <w:spacing w:after="20" w:before="120"/>
-      </w:pPr>
       <w:r>
-        <w:rPr>
-          <w:b/>
-          <w:sz w:val="22"/>
-        </w:rPr>
-        <w:t>Question: The nurse should position a patient after lumbar puncture in:</w:t>
+        <w:t xml:space="preserve"/>
       </w:r>
     </w:p>
     <w:p>
-      <w:pPr>
-        <w:spacing w:after="0" w:before="0"/>
-      </w:pPr>
       <w:r>
-        <w:rPr>
-          <w:b w:val="0"/>
-          <w:sz w:val="22"/>
-        </w:rPr>
-        <w:t>(a) Sitting upright</w:t>
+        <w:t xml:space="preserve">Question: The nurse is preparing a patient for surgery. Which action is performed to prevent surgical site infection?</w:t>
       </w:r>
     </w:p>
     <w:p>
-      <w:pPr>
-        <w:spacing w:after="0" w:before="0"/>
-      </w:pPr>
       <w:r>
-        <w:rPr>
-          <w:b w:val="0"/>
-          <w:sz w:val="22"/>
-        </w:rPr>
-        <w:t>(b) Flat (supine) for a few hours</w:t>
+        <w:t xml:space="preserve">(a) Pre-operative shower/bathing and aseptic skin preparation</w:t>
       </w:r>
     </w:p>
     <w:p>
-      <w:pPr>
-        <w:spacing w:after="0" w:before="0"/>
-      </w:pPr>
       <w:r>
-        <w:rPr>
-          <w:b w:val="0"/>
-          <w:sz w:val="22"/>
-        </w:rPr>
-        <w:t>(c) Trendelenburg</w:t>
+        <w:t xml:space="preserve">(b) Shaving the site the night before routinely</w:t>
       </w:r>
     </w:p>
     <w:p>
-      <w:pPr>
-        <w:spacing w:after="0" w:before="0"/>
-      </w:pPr>
       <w:r>
-        <w:rPr>
-          <w:b w:val="0"/>
-          <w:sz w:val="22"/>
-        </w:rPr>
-        <w:t>(d) Prone</w:t>
+        <w:t xml:space="preserve">(c) Skipping hygiene</w:t>
       </w:r>
     </w:p>
     <w:p>
-      <w:pPr>
-        <w:spacing w:after="0" w:before="40"/>
-      </w:pPr>
       <w:r>
-        <w:rPr>
-          <w:b/>
-          <w:sz w:val="22"/>
-        </w:rPr>
-        <w:t>Answer: b</w:t>
+        <w:t xml:space="preserve">(d) Removing the dressing early</w:t>
       </w:r>
     </w:p>
     <w:p>
-      <w:pPr>
-        <w:spacing w:after="0" w:before="0"/>
-      </w:pPr>
       <w:r>
-        <w:rPr>
-          <w:b w:val="0"/>
-          <w:sz w:val="21"/>
-        </w:rPr>
-        <w:t>Solution: The patient lies flat for a few hours after lumbar puncture to prevent post-dural puncture headache.</w:t>
+        <w:t xml:space="preserve">Answer: a</w:t>
       </w:r>
     </w:p>
     <w:p>
-      <w:pPr>
-        <w:spacing w:after="0" w:before="0"/>
-      </w:pPr>
       <w:r>
-        <w:rPr>
-          <w:b w:val="0"/>
-          <w:sz w:val="20"/>
-        </w:rPr>
-        <w:t>Positive Marks: 1</w:t>
+        <w:t xml:space="preserve">Solution: SSI prevention — pre-operative shower, appropriate skin antisepsis, prophylactic antibiotics, and aseptic technique. Routine pre-op shaving is avoided (micro-abrasions).</w:t>
       </w:r>
     </w:p>
     <w:p>
-      <w:pPr>
-        <w:spacing w:after="160" w:before="0"/>
-      </w:pPr>
       <w:r>
-        <w:rPr>
-          <w:b w:val="0"/>
-          <w:sz w:val="20"/>
-        </w:rPr>
-        <w:t>Negative Marks: 0.25</w:t>
+        <w:t xml:space="preserve">Positive Marks: 1</w:t>
       </w:r>
     </w:p>
     <w:p>
-      <w:pPr>
-        <w:spacing w:after="20" w:before="120"/>
-      </w:pPr>
       <w:r>
-        <w:rPr>
-          <w:b/>
-          <w:sz w:val="22"/>
-        </w:rPr>
-        <w:t>Question: The infant has undergone for VP (ventriculoperitoneal) shunt surgical procedure. On the assessment how will you assess the sign of increased ICP?</w:t>
+        <w:t xml:space="preserve">Negative Marks: 0.25</w:t>
       </w:r>
     </w:p>
     <w:p>
-      <w:pPr>
-        <w:spacing w:after="0" w:before="0"/>
-      </w:pPr>
       <w:r>
-        <w:rPr>
-          <w:b w:val="0"/>
-          <w:sz w:val="22"/>
-        </w:rPr>
-        <w:t>(a) Respiration</w:t>
+        <w:t xml:space="preserve"/>
       </w:r>
     </w:p>
     <w:p>
-      <w:pPr>
-        <w:spacing w:after="0" w:before="0"/>
-      </w:pPr>
       <w:r>
-        <w:rPr>
-          <w:b w:val="0"/>
-          <w:sz w:val="22"/>
-        </w:rPr>
-        <w:t>(b) Urine output</w:t>
+        <w:t xml:space="preserve">Question: A patient in the postpartum period is being assessed for involution. On day 3, the fundus is expected to be:</w:t>
       </w:r>
     </w:p>
     <w:p>
-      <w:pPr>
-        <w:spacing w:after="0" w:before="0"/>
-      </w:pPr>
       <w:r>
-        <w:rPr>
-          <w:b w:val="0"/>
-          <w:sz w:val="22"/>
-        </w:rPr>
-        <w:t>(c) Anterior fontanel assessment</w:t>
+        <w:t xml:space="preserve">(a) About 3 fingerbreadths below the umbilicus</w:t>
       </w:r>
     </w:p>
     <w:p>
-      <w:pPr>
-        <w:spacing w:after="0" w:before="0"/>
-      </w:pPr>
       <w:r>
-        <w:rPr>
-          <w:b w:val="0"/>
-          <w:sz w:val="22"/>
-        </w:rPr>
-        <w:t>(d) Blood pressure</w:t>
+        <w:t xml:space="preserve">(b) At the umbilicus</w:t>
       </w:r>
     </w:p>
     <w:p>
-      <w:pPr>
-        <w:spacing w:after="0" w:before="40"/>
-      </w:pPr>
       <w:r>
-        <w:rPr>
-          <w:b/>
-          <w:sz w:val="22"/>
-        </w:rPr>
-        <w:t>Answer: c</w:t>
+        <w:t xml:space="preserve">(c) At the xiphisternum</w:t>
       </w:r>
     </w:p>
     <w:p>
-      <w:pPr>
-        <w:spacing w:after="0" w:before="0"/>
-      </w:pPr>
       <w:r>
-        <w:rPr>
-          <w:b w:val="0"/>
-          <w:sz w:val="21"/>
-        </w:rPr>
-        <w:t>Solution: After VP shunt surgery, the anterior fontanelle is assessed for bulging or depression as an indicator of intracranial pressure.</w:t>
+        <w:t xml:space="preserve">(d) Not palpable</w:t>
       </w:r>
     </w:p>
     <w:p>
-      <w:pPr>
-        <w:spacing w:after="0" w:before="0"/>
-      </w:pPr>
       <w:r>
-        <w:rPr>
-          <w:b w:val="0"/>
-          <w:sz w:val="20"/>
-        </w:rPr>
-        <w:t>Positive Marks: 1</w:t>
+        <w:t xml:space="preserve">Answer: a</w:t>
       </w:r>
     </w:p>
     <w:p>
-      <w:pPr>
-        <w:spacing w:after="160" w:before="0"/>
-      </w:pPr>
       <w:r>
-        <w:rPr>
-          <w:b w:val="0"/>
-          <w:sz w:val="20"/>
-        </w:rPr>
-        <w:t>Negative Marks: 0.25</w:t>
+        <w:t xml:space="preserve">Solution: The fundus descends about 1 cm/day — day 1 at umbilicus, day 3 about 3 cm (fingerbreadths) below. A high, boggy fundus suggests subinvolution.</w:t>
       </w:r>
     </w:p>
     <w:p>
-      <w:pPr>
-        <w:spacing w:after="20" w:before="120"/>
-      </w:pPr>
       <w:r>
-        <w:rPr>
-          <w:b/>
-          <w:sz w:val="22"/>
-        </w:rPr>
-        <w:t>Question: Which drug is used as a 2% cold liquid sterilant for endoscopic and laparoscopic instruments?</w:t>
+        <w:t xml:space="preserve">Positive Marks: 1</w:t>
       </w:r>
     </w:p>
     <w:p>
-      <w:pPr>
-        <w:spacing w:after="0" w:before="0"/>
-      </w:pPr>
       <w:r>
-        <w:rPr>
-          <w:b w:val="0"/>
-          <w:sz w:val="22"/>
-        </w:rPr>
-        <w:t>(a) Forceps cleaner</w:t>
+        <w:t xml:space="preserve">Negative Marks: 0.25</w:t>
       </w:r>
     </w:p>
     <w:p>
-      <w:pPr>
-        <w:spacing w:after="0" w:before="0"/>
-      </w:pPr>
       <w:r>
-        <w:rPr>
-          <w:b w:val="0"/>
-          <w:sz w:val="22"/>
-        </w:rPr>
-        <w:t>(b) Alcohol</w:t>
+        <w:t xml:space="preserve"/>
       </w:r>
     </w:p>
     <w:p>
-      <w:pPr>
-        <w:spacing w:after="0" w:before="0"/>
-      </w:pPr>
       <w:r>
-        <w:rPr>
-          <w:b w:val="0"/>
-          <w:sz w:val="22"/>
-        </w:rPr>
-        <w:t>(c) Glutaraldehyde (Cidex)</w:t>
+        <w:t xml:space="preserve">Question: A 5-year-old child with a burn injury is being assessed for the extent of the burn. The nurse uses the modified rule of nines. The child's head and neck represent:</w:t>
       </w:r>
     </w:p>
     <w:p>
-      <w:pPr>
-        <w:spacing w:after="0" w:before="0"/>
-      </w:pPr>
       <w:r>
-        <w:rPr>
-          <w:b w:val="0"/>
-          <w:sz w:val="22"/>
-        </w:rPr>
-        <w:t>(d) Phenol</w:t>
+        <w:t xml:space="preserve">(a) About 18% (larger in children than adults)</w:t>
       </w:r>
     </w:p>
     <w:p>
-      <w:pPr>
-        <w:spacing w:after="0" w:before="40"/>
-      </w:pPr>
       <w:r>
-        <w:rPr>
-          <w:b/>
-          <w:sz w:val="22"/>
-        </w:rPr>
-        <w:t>Answer: c</w:t>
+        <w:t xml:space="preserve">(b) 9%</w:t>
       </w:r>
     </w:p>
     <w:p>
-      <w:pPr>
-        <w:spacing w:after="0" w:before="0"/>
-      </w:pPr>
       <w:r>
-        <w:rPr>
-          <w:b w:val="0"/>
-          <w:sz w:val="21"/>
-        </w:rPr>
-        <w:t>Solution: 2% Glutaraldehyde is a potent sporicidal cold chemical sterilant used for immersing heat-sensitive flexible endoscopes and surgical instruments.</w:t>
+        <w:t xml:space="preserve">(c) 27%</w:t>
       </w:r>
     </w:p>
     <w:p>
-      <w:pPr>
-        <w:spacing w:after="0" w:before="0"/>
-      </w:pPr>
       <w:r>
-        <w:rPr>
-          <w:b w:val="0"/>
-          <w:sz w:val="20"/>
-        </w:rPr>
-        <w:t>Positive Marks: 1</w:t>
+        <w:t xml:space="preserve">(d) 36%</w:t>
       </w:r>
     </w:p>
     <w:p>
-      <w:pPr>
-        <w:spacing w:after="160" w:before="0"/>
-      </w:pPr>
       <w:r>
-        <w:rPr>
-          <w:b w:val="0"/>
-          <w:sz w:val="20"/>
-        </w:rPr>
-        <w:t>Negative Marks: 0.25</w:t>
+        <w:t xml:space="preserve">Answer: a</w:t>
       </w:r>
     </w:p>
     <w:p>
-      <w:pPr>
-        <w:spacing w:after="20" w:before="120"/>
-      </w:pPr>
       <w:r>
-        <w:rPr>
-          <w:b/>
-          <w:sz w:val="22"/>
-        </w:rPr>
-        <w:t>Question: In Addison's disease, the nurse should observe the patient for:</w:t>
+        <w:t xml:space="preserve">Solution: In children, the head is proportionally larger — about 18% TBSA in young children (9% in adults). The modified rule of nines accounts for age differences.</w:t>
       </w:r>
     </w:p>
     <w:p>
-      <w:pPr>
-        <w:spacing w:after="0" w:before="0"/>
-      </w:pPr>
       <w:r>
-        <w:rPr>
-          <w:b w:val="0"/>
-          <w:sz w:val="22"/>
-        </w:rPr>
-        <w:t>(a) Hypertension and oedema</w:t>
+        <w:t xml:space="preserve">Positive Marks: 1</w:t>
       </w:r>
     </w:p>
     <w:p>
-      <w:pPr>
-        <w:spacing w:after="0" w:before="0"/>
-      </w:pPr>
       <w:r>
-        <w:rPr>
-          <w:b w:val="0"/>
-          <w:sz w:val="22"/>
-        </w:rPr>
-        <w:t>(b) Hyperthermia and polyuria</w:t>
+        <w:t xml:space="preserve">Negative Marks: 0.25</w:t>
       </w:r>
     </w:p>
     <w:p>
-      <w:pPr>
-        <w:spacing w:after="0" w:before="0"/>
-      </w:pPr>
       <w:r>
-        <w:rPr>
-          <w:b w:val="0"/>
-          <w:sz w:val="22"/>
-        </w:rPr>
-        <w:t>(c) Weight gain and moon face</w:t>
+        <w:t xml:space="preserve"/>
       </w:r>
     </w:p>
     <w:p>
-      <w:pPr>
-        <w:spacing w:after="0" w:before="0"/>
-      </w:pPr>
       <w:r>
-        <w:rPr>
-          <w:b w:val="0"/>
-          <w:sz w:val="22"/>
-        </w:rPr>
-        <w:t>(d) Hypotension and hyperpigmentation</w:t>
+        <w:t xml:space="preserve">Question: A patient with an anxiety disorder is being taught relaxation. Which statement indicates correct understanding?</w:t>
       </w:r>
     </w:p>
     <w:p>
-      <w:pPr>
-        <w:spacing w:after="0" w:before="40"/>
-      </w:pPr>
       <w:r>
-        <w:rPr>
-          <w:b/>
-          <w:sz w:val="22"/>
-        </w:rPr>
-        <w:t>Answer: d</w:t>
+        <w:t xml:space="preserve">(a) "I will practice deep breathing daily, not just during anxiety."</w:t>
       </w:r>
     </w:p>
     <w:p>
-      <w:pPr>
-        <w:spacing w:after="0" w:before="0"/>
-      </w:pPr>
       <w:r>
-        <w:rPr>
-          <w:b w:val="0"/>
-          <w:sz w:val="21"/>
-        </w:rPr>
-        <w:t>Solution: Addison's disease causes hypotension, fatigue, hyperpigmentation and hyponatremia.</w:t>
+        <w:t xml:space="preserve">(b) "I will only breathe deeply during panic attacks."</w:t>
       </w:r>
     </w:p>
     <w:p>
-      <w:pPr>
-        <w:spacing w:after="0" w:before="0"/>
-      </w:pPr>
       <w:r>
-        <w:rPr>
-          <w:b w:val="0"/>
-          <w:sz w:val="20"/>
-        </w:rPr>
-        <w:t>Positive Marks: 1</w:t>
+        <w:t xml:space="preserve">(c) "Relaxation does not help."</w:t>
       </w:r>
     </w:p>
     <w:p>
-      <w:pPr>
-        <w:spacing w:after="160" w:before="0"/>
-      </w:pPr>
       <w:r>
-        <w:rPr>
-          <w:b w:val="0"/>
-          <w:sz w:val="20"/>
-        </w:rPr>
-        <w:t>Negative Marks: 0.25</w:t>
+        <w:t xml:space="preserve">(d) "I should avoid all activity."</w:t>
       </w:r>
     </w:p>
     <w:p>
-      <w:pPr>
-        <w:spacing w:after="20" w:before="120"/>
-      </w:pPr>
       <w:r>
-        <w:rPr>
-          <w:b/>
-          <w:sz w:val="22"/>
-        </w:rPr>
-        <w:t>Question: A nurse is preparing the client's morning NPH insulin dose and notices a clumpy precipitate inside the insulin vial. The nurse should:</w:t>
+        <w:t xml:space="preserve">Answer: a</w:t>
       </w:r>
     </w:p>
     <w:p>
-      <w:pPr>
-        <w:spacing w:after="0" w:before="0"/>
-      </w:pPr>
       <w:r>
-        <w:rPr>
-          <w:b w:val="0"/>
-          <w:sz w:val="22"/>
-        </w:rPr>
-        <w:t>(a) Warm the bottle under running water to dissolve the clump.</w:t>
+        <w:t xml:space="preserve">Solution: Regular daily practice of relaxation techniques builds the skill — making it effective when anxiety arises.</w:t>
       </w:r>
     </w:p>
     <w:p>
-      <w:pPr>
-        <w:spacing w:after="0" w:before="0"/>
-      </w:pPr>
       <w:r>
-        <w:rPr>
-          <w:b w:val="0"/>
-          <w:sz w:val="22"/>
-        </w:rPr>
-        <w:t>(b) Draw up and administer the dose.</w:t>
+        <w:t xml:space="preserve">Positive Marks: 1</w:t>
       </w:r>
     </w:p>
     <w:p>
-      <w:pPr>
-        <w:spacing w:after="0" w:before="0"/>
-      </w:pPr>
       <w:r>
-        <w:rPr>
-          <w:b w:val="0"/>
-          <w:sz w:val="22"/>
-        </w:rPr>
-        <w:t>(c) Shake the vial in an attempt to disperse the clumps.</w:t>
+        <w:t xml:space="preserve">Negative Marks: 0.25</w:t>
       </w:r>
     </w:p>
     <w:p>
-      <w:pPr>
-        <w:spacing w:after="0" w:before="0"/>
-      </w:pPr>
       <w:r>
-        <w:rPr>
-          <w:b w:val="0"/>
-          <w:sz w:val="22"/>
-        </w:rPr>
-        <w:t>(d) Draw the dose from a new vial.</w:t>
+        <w:t xml:space="preserve"/>
       </w:r>
     </w:p>
     <w:p>
-      <w:pPr>
-        <w:spacing w:after="0" w:before="40"/>
-      </w:pPr>
       <w:r>
-        <w:rPr>
-          <w:b/>
-          <w:sz w:val="22"/>
-        </w:rPr>
-        <w:t>Answer: d</w:t>
+        <w:t xml:space="preserve">Question: The "Pradhan Mantri Bhartiya Janaushadhi Kendra" is a measure to:</w:t>
       </w:r>
     </w:p>
     <w:p>
-      <w:pPr>
-        <w:spacing w:after="0" w:before="0"/>
-      </w:pPr>
       <w:r>
-        <w:rPr>
-          <w:b w:val="0"/>
-          <w:sz w:val="21"/>
-        </w:rPr>
-        <w:t>Solution: Clumping/precipitate in NPH insulin indicates loss of potency - discard the vial and draw the dose from a new vial.</w:t>
+        <w:t xml:space="preserve">(a) Ensure medicine affordability</w:t>
       </w:r>
     </w:p>
     <w:p>
-      <w:pPr>
-        <w:spacing w:after="0" w:before="0"/>
-      </w:pPr>
       <w:r>
-        <w:rPr>
-          <w:b w:val="0"/>
-          <w:sz w:val="20"/>
-        </w:rPr>
-        <w:t>Positive Marks: 1</w:t>
+        <w:t xml:space="preserve">(b) Increase drug prices</w:t>
       </w:r>
     </w:p>
     <w:p>
-      <w:pPr>
-        <w:spacing w:after="160" w:before="0"/>
-      </w:pPr>
       <w:r>
-        <w:rPr>
-          <w:b w:val="0"/>
-          <w:sz w:val="20"/>
-        </w:rPr>
-        <w:t>Negative Marks: 0.25</w:t>
+        <w:t xml:space="preserve">(c) Restrict medicine access</w:t>
       </w:r>
     </w:p>
     <w:p>
-      <w:pPr>
-        <w:spacing w:after="20" w:before="120"/>
-      </w:pPr>
       <w:r>
-        <w:rPr>
-          <w:b/>
-          <w:sz w:val="22"/>
-        </w:rPr>
-        <w:t>Question: What is the most common cause of neonatal mortality in India?</w:t>
+        <w:t xml:space="preserve">(d) Promote only imported drugs</w:t>
       </w:r>
     </w:p>
     <w:p>
-      <w:pPr>
-        <w:spacing w:after="0" w:before="0"/>
-      </w:pPr>
       <w:r>
-        <w:rPr>
-          <w:b w:val="0"/>
-          <w:sz w:val="22"/>
-        </w:rPr>
-        <w:t>(a) Birth trauma</w:t>
+        <w:t xml:space="preserve">Answer: a</w:t>
       </w:r>
     </w:p>
     <w:p>
-      <w:pPr>
-        <w:spacing w:after="0" w:before="0"/>
-      </w:pPr>
       <w:r>
-        <w:rPr>
-          <w:b w:val="0"/>
-          <w:sz w:val="22"/>
-        </w:rPr>
-        <w:t>(b) Diarrhoea</w:t>
+        <w:t xml:space="preserve">Solution: Jan Aushadhi Kendras ensure medicine affordability — a key public health initiative.</w:t>
       </w:r>
     </w:p>
     <w:p>
-      <w:pPr>
-        <w:spacing w:after="0" w:before="0"/>
-      </w:pPr>
       <w:r>
-        <w:rPr>
-          <w:b w:val="0"/>
-          <w:sz w:val="22"/>
-        </w:rPr>
-        <w:t>(c) Prematurity</w:t>
+        <w:t xml:space="preserve">Positive Marks: 1</w:t>
       </w:r>
     </w:p>
     <w:p>
-      <w:pPr>
-        <w:spacing w:after="0" w:before="0"/>
-      </w:pPr>
       <w:r>
-        <w:rPr>
-          <w:b w:val="0"/>
-          <w:sz w:val="22"/>
-        </w:rPr>
-        <w:t>(d) Anaemia</w:t>
+        <w:t xml:space="preserve">Negative Marks: 0.25</w:t>
       </w:r>
     </w:p>
     <w:p>
-      <w:pPr>
-        <w:spacing w:after="0" w:before="40"/>
-      </w:pPr>
       <w:r>
-        <w:rPr>
-          <w:b/>
-          <w:sz w:val="22"/>
-        </w:rPr>
-        <w:t>Answer: c</w:t>
+        <w:t xml:space="preserve"/>
       </w:r>
     </w:p>
     <w:p>
-      <w:pPr>
-        <w:spacing w:after="0" w:before="0"/>
-      </w:pPr>
       <w:r>
-        <w:rPr>
-          <w:b w:val="0"/>
-          <w:sz w:val="21"/>
-        </w:rPr>
-        <w:t>Solution: The most common cause of neonatal mortality in India is prematurity. Prematurity refers to babies born before completing 37 weeks of gestation. It is a significant public health issue in India, contributing to a substantial number of neonatal deaths. Premature babies often face numerous health challenges due to their underdeveloped organ systems, including respiratory distress syndrome, infections, and complications related to temperature regulation and feeding. Improving prenatal care, promoting maternal health, and ensuring access to appropriate neonatal care are crucial in reducing neonatal mortality rates associated with prematurity.</w:t>
+        <w:t xml:space="preserve">Question: The nurse is to administer 85 mg of a medication. The vial contains 34 mg/mL. The volume to give is:</w:t>
       </w:r>
     </w:p>
     <w:p>
-      <w:pPr>
-        <w:spacing w:after="0" w:before="0"/>
-      </w:pPr>
       <w:r>
-        <w:rPr>
-          <w:b w:val="0"/>
-          <w:sz w:val="20"/>
-        </w:rPr>
-        <w:t>Positive Marks: 1</w:t>
+        <w:t xml:space="preserve">(a) 2 mL</w:t>
       </w:r>
     </w:p>
     <w:p>
-      <w:pPr>
-        <w:spacing w:after="160" w:before="0"/>
-      </w:pPr>
       <w:r>
-        <w:rPr>
-          <w:b w:val="0"/>
-          <w:sz w:val="20"/>
-        </w:rPr>
-        <w:t>Negative Marks: 0.25</w:t>
+        <w:t xml:space="preserve">(b) 2.5 mL</w:t>
       </w:r>
     </w:p>
     <w:p>
-      <w:pPr>
-        <w:spacing w:after="20" w:before="120"/>
-      </w:pPr>
       <w:r>
-        <w:rPr>
-          <w:b/>
-          <w:sz w:val="22"/>
-        </w:rPr>
-        <w:t>Question: Emergency contraceptive pills (OCP/Levonorgestrel) must be taken within how many hours of unprotected intercourse?</w:t>
+        <w:t xml:space="preserve">(c) 3 mL</w:t>
       </w:r>
     </w:p>
     <w:p>
-      <w:pPr>
-        <w:spacing w:after="0" w:before="0"/>
-      </w:pPr>
       <w:r>
-        <w:rPr>
-          <w:b w:val="0"/>
-          <w:sz w:val="22"/>
-        </w:rPr>
-        <w:t>(a) Within 72 hours</w:t>
+        <w:t xml:space="preserve">(d) 3.5 mL</w:t>
       </w:r>
     </w:p>
     <w:p>
-      <w:pPr>
-        <w:spacing w:after="0" w:before="0"/>
-      </w:pPr>
       <w:r>
-        <w:rPr>
-          <w:b w:val="0"/>
-          <w:sz w:val="22"/>
-        </w:rPr>
-        <w:t>(b) After 96 hours</w:t>
+        <w:t xml:space="preserve">Answer: b</w:t>
       </w:r>
     </w:p>
     <w:p>
-      <w:pPr>
-        <w:spacing w:after="0" w:before="0"/>
-      </w:pPr>
       <w:r>
-        <w:rPr>
-          <w:b w:val="0"/>
-          <w:sz w:val="22"/>
-        </w:rPr>
-        <w:t>(c) Within 12 hours</w:t>
+        <w:t xml:space="preserve">Solution: Volume = 85 ÷ 34 = 2.5 mL.</w:t>
       </w:r>
     </w:p>
     <w:p>
-      <w:pPr>
-        <w:spacing w:after="0" w:before="0"/>
-      </w:pPr>
       <w:r>
-        <w:rPr>
-          <w:b w:val="0"/>
-          <w:sz w:val="22"/>
-        </w:rPr>
-        <w:t>(d) Within 36 hours</w:t>
+        <w:t xml:space="preserve">Positive Marks: 1</w:t>
       </w:r>
     </w:p>
     <w:p>
-      <w:pPr>
-        <w:spacing w:after="0" w:before="40"/>
-      </w:pPr>
       <w:r>
-        <w:rPr>
-          <w:b/>
-          <w:sz w:val="22"/>
-        </w:rPr>
-        <w:t>Answer: a</w:t>
+        <w:t xml:space="preserve">Negative Marks: 0.25</w:t>
       </w:r>
     </w:p>
     <w:p>
-      <w:pPr>
-        <w:spacing w:after="0" w:before="0"/>
-      </w:pPr>
       <w:r>
-        <w:rPr>
-          <w:b w:val="0"/>
-          <w:sz w:val="21"/>
-        </w:rPr>
-        <w:t>Solution: Levonorgestrel emergency contraception is most effective when taken as soon as possible, ideally within 72 hours (3 days) of unprotected sexual intercourse.</w:t>
+        <w:t xml:space="preserve"/>
       </w:r>
     </w:p>
     <w:p>
-      <w:pPr>
-        <w:spacing w:after="0" w:before="0"/>
-      </w:pPr>
       <w:r>
-        <w:rPr>
-          <w:b w:val="0"/>
-          <w:sz w:val="20"/>
-        </w:rPr>
-        <w:t>Positive Marks: 1</w:t>
+        <w:t xml:space="preserve">Question: The nurse is caring for a patient with hyperkalemia. Which ECG change is most characteristic?</w:t>
       </w:r>
     </w:p>
     <w:p>
-      <w:pPr>
-        <w:spacing w:after="160" w:before="0"/>
-      </w:pPr>
       <w:r>
-        <w:rPr>
-          <w:b w:val="0"/>
-          <w:sz w:val="20"/>
-        </w:rPr>
-        <w:t>Negative Marks: 0.25</w:t>
+        <w:t xml:space="preserve">(a) Peaked T waves</w:t>
       </w:r>
     </w:p>
     <w:p>
-      <w:pPr>
-        <w:spacing w:after="20" w:before="120"/>
-      </w:pPr>
       <w:r>
-        <w:rPr>
-          <w:b/>
-          <w:sz w:val="22"/>
-        </w:rPr>
-        <w:t>Question: Which statement is TRUE regarding Immunoglobulin M (IgM)?</w:t>
+        <w:t xml:space="preserve">(b) Flat T waves</w:t>
       </w:r>
     </w:p>
     <w:p>
-      <w:pPr>
-        <w:spacing w:after="0" w:before="0"/>
-      </w:pPr>
       <w:r>
-        <w:rPr>
-          <w:b w:val="0"/>
-          <w:sz w:val="22"/>
-        </w:rPr>
-        <w:t>(a) It crosses the placental barrier</w:t>
+        <w:t xml:space="preserve">(c) U waves</w:t>
       </w:r>
     </w:p>
     <w:p>
-      <w:pPr>
-        <w:spacing w:after="0" w:before="0"/>
-      </w:pPr>
       <w:r>
-        <w:rPr>
-          <w:b w:val="0"/>
-          <w:sz w:val="22"/>
-        </w:rPr>
-        <w:t>(b) It forms the primary/initial antibody response during acute infection</w:t>
+        <w:t xml:space="preserve">(d) Normal tracing</w:t>
       </w:r>
     </w:p>
     <w:p>
-      <w:pPr>
-        <w:spacing w:after="0" w:before="0"/>
-      </w:pPr>
       <w:r>
-        <w:rPr>
-          <w:b w:val="0"/>
-          <w:sz w:val="22"/>
-        </w:rPr>
-        <w:t>(c) It is the smallest antibody</w:t>
+        <w:t xml:space="preserve">Answer: a</w:t>
       </w:r>
     </w:p>
     <w:p>
-      <w:pPr>
-        <w:spacing w:after="0" w:before="0"/>
-      </w:pPr>
       <w:r>
-        <w:rPr>
-          <w:b w:val="0"/>
-          <w:sz w:val="22"/>
-        </w:rPr>
-        <w:t>(d) It is not produced in humans</w:t>
+        <w:t xml:space="preserve">Solution: Hyperkalemia — peaked (tented) T waves, widened QRS, and loss of P waves — progressing to arrest. Emergency treatment includes calcium gluconate and insulin-dextrose.</w:t>
       </w:r>
     </w:p>
     <w:p>
-      <w:pPr>
-        <w:spacing w:after="0" w:before="40"/>
-      </w:pPr>
       <w:r>
-        <w:rPr>
-          <w:b/>
-          <w:sz w:val="22"/>
-        </w:rPr>
-        <w:t>Answer: b</w:t>
+        <w:t xml:space="preserve">Positive Marks: 1</w:t>
       </w:r>
     </w:p>
     <w:p>
-      <w:pPr>
-        <w:spacing w:after="0" w:before="0"/>
-      </w:pPr>
       <w:r>
-        <w:rPr>
-          <w:b w:val="0"/>
-          <w:sz w:val="21"/>
-        </w:rPr>
-        <w:t>Solution: IgM is a pentameric antibody produced first during the primary immune response to an infection. It does not cross placenta due to large size.</w:t>
+        <w:t xml:space="preserve">Negative Marks: 0.25</w:t>
       </w:r>
     </w:p>
     <w:p>
-      <w:pPr>
-        <w:spacing w:after="0" w:before="0"/>
-      </w:pPr>
       <w:r>
-        <w:rPr>
-          <w:b w:val="0"/>
-          <w:sz w:val="20"/>
-        </w:rPr>
-        <w:t>Positive Marks: 1</w:t>
+        <w:t xml:space="preserve"/>
       </w:r>
     </w:p>
     <w:p>
-      <w:pPr>
-        <w:spacing w:after="160" w:before="0"/>
-      </w:pPr>
       <w:r>
-        <w:rPr>
-          <w:b w:val="0"/>
-          <w:sz w:val="20"/>
-        </w:rPr>
-        <w:t>Negative Marks: 0.25</w:t>
+        <w:t xml:space="preserve">Question: The nurse is assessing a patient's respirations and notes Cheyne-Stokes breathing. This is associated with:</w:t>
       </w:r>
     </w:p>
     <w:p>
-      <w:pPr>
-        <w:spacing w:after="20" w:before="120"/>
-      </w:pPr>
       <w:r>
-        <w:rPr>
-          <w:b/>
-          <w:sz w:val="22"/>
-        </w:rPr>
-        <w:t>Question: Who discovered the nasal COVID vaccine?</w:t>
+        <w:t xml:space="preserve">(a) Heart failure, brain injury, and narcotic overdose</w:t>
       </w:r>
     </w:p>
     <w:p>
-      <w:pPr>
-        <w:spacing w:after="0" w:before="0"/>
-      </w:pPr>
       <w:r>
-        <w:rPr>
-          <w:b w:val="0"/>
-          <w:sz w:val="22"/>
-        </w:rPr>
-        <w:t>(a) National Institute of Virology</w:t>
+        <w:t xml:space="preserve">(b) Normal sleep</w:t>
       </w:r>
     </w:p>
     <w:p>
-      <w:pPr>
-        <w:spacing w:after="0" w:before="0"/>
-      </w:pPr>
       <w:r>
-        <w:rPr>
-          <w:b w:val="0"/>
-          <w:sz w:val="22"/>
-        </w:rPr>
-        <w:t>(b) Serum institute of India</w:t>
+        <w:t xml:space="preserve">(c) Hyperthyroidism</w:t>
       </w:r>
     </w:p>
     <w:p>
-      <w:pPr>
-        <w:spacing w:after="0" w:before="0"/>
-      </w:pPr>
       <w:r>
-        <w:rPr>
-          <w:b w:val="0"/>
-          <w:sz w:val="22"/>
-        </w:rPr>
-        <w:t>(c) Bharat biotech</w:t>
+        <w:t xml:space="preserve">(d) Dehydration only</w:t>
       </w:r>
     </w:p>
     <w:p>
-      <w:pPr>
-        <w:spacing w:after="0" w:before="0"/>
-      </w:pPr>
       <w:r>
-        <w:rPr>
-          <w:b w:val="0"/>
-          <w:sz w:val="22"/>
-        </w:rPr>
-        <w:t>(d) AstraZeneca</w:t>
+        <w:t xml:space="preserve">Answer: a</w:t>
       </w:r>
     </w:p>
     <w:p>
-      <w:pPr>
-        <w:spacing w:after="0" w:before="40"/>
-      </w:pPr>
       <w:r>
-        <w:rPr>
-          <w:b/>
-          <w:sz w:val="22"/>
-        </w:rPr>
-        <w:t>Answer: c</w:t>
+        <w:t xml:space="preserve">Solution: Cheyne-Stokes — alternating deep breathing and apnea — occurs in heart failure, brain injury, and drug overdose. The nurse reports the pattern.</w:t>
       </w:r>
     </w:p>
     <w:p>
-      <w:pPr>
-        <w:spacing w:after="0" w:before="0"/>
-      </w:pPr>
       <w:r>
-        <w:rPr>
-          <w:b w:val="0"/>
-          <w:sz w:val="21"/>
-        </w:rPr>
-        <w:t>Solution: The nasal COVID vaccine was discovered by Bharat Biotech. Bharat Biotech, an Indian biotechnology company, developed and manufactured a nasal vaccine for COVID-19. The vaccine, named Covaxin, is administered through the intranasal route, utilizing the nasal mucosa to stimulate an immune response against the SARS-CoV-2 virus. Covaxin has undergone clinical trials and received regulatory approvals for emergency use. The development of nasal vaccines offers an alternative and potentially more covid convenient method of immunization, particularly for individuals who may have difficulty with traditional intramuscular injections.</w:t>
+        <w:t xml:space="preserve">Positive Marks: 1</w:t>
       </w:r>
     </w:p>
     <w:p>
-      <w:pPr>
-        <w:spacing w:after="0" w:before="0"/>
-      </w:pPr>
       <w:r>
-        <w:rPr>
-          <w:b w:val="0"/>
-          <w:sz w:val="20"/>
-        </w:rPr>
-        <w:t>Positive Marks: 1</w:t>
+        <w:t xml:space="preserve">Negative Marks: 0.25</w:t>
       </w:r>
     </w:p>
     <w:p>
-      <w:pPr>
-        <w:spacing w:after="160" w:before="0"/>
-      </w:pPr>
       <w:r>
-        <w:rPr>
-          <w:b w:val="0"/>
-          <w:sz w:val="20"/>
-        </w:rPr>
-        <w:t>Negative Marks: 0.25</w:t>
+        <w:t xml:space="preserve"/>
       </w:r>
     </w:p>
     <w:p>
-      <w:pPr>
-        <w:spacing w:after="20" w:before="120"/>
-      </w:pPr>
       <w:r>
-        <w:rPr>
-          <w:b/>
-          <w:sz w:val="22"/>
-        </w:rPr>
-        <w:t>Question: Patient is undergoing blood transfusion and suddenly patient shows complaints of transfusion reaction. What will be the priority nursing intervention?</w:t>
+        <w:t xml:space="preserve">Question: A patient with a fractured tibia in a cast is at risk for skin breakdown. The nurse should teach the patient to:</w:t>
       </w:r>
     </w:p>
     <w:p>
-      <w:pPr>
-        <w:spacing w:after="0" w:before="0"/>
-      </w:pPr>
       <w:r>
-        <w:rPr>
-          <w:b w:val="0"/>
-          <w:sz w:val="22"/>
-        </w:rPr>
-        <w:t>(a) Stop the infusion and remove cannula</w:t>
+        <w:t xml:space="preserve">(a) Report burning or pain at a specific spot on the cast</w:t>
       </w:r>
     </w:p>
     <w:p>
-      <w:pPr>
-        <w:spacing w:after="0" w:before="0"/>
-      </w:pPr>
       <w:r>
-        <w:rPr>
-          <w:b w:val="0"/>
-          <w:sz w:val="22"/>
-        </w:rPr>
-        <w:t>(b) Complete the transfusion and discard the bag</w:t>
+        <w:t xml:space="preserve">(b) Insert padding under the cast</w:t>
       </w:r>
     </w:p>
     <w:p>
-      <w:pPr>
-        <w:spacing w:after="0" w:before="0"/>
-      </w:pPr>
       <w:r>
-        <w:rPr>
-          <w:b w:val="0"/>
-          <w:sz w:val="22"/>
-        </w:rPr>
-        <w:t>(c) Complete the transfusion and administer injection avil</w:t>
+        <w:t xml:space="preserve">(c) Wet the cast</w:t>
       </w:r>
     </w:p>
     <w:p>
-      <w:pPr>
-        <w:spacing w:after="0" w:before="0"/>
-      </w:pPr>
       <w:r>
-        <w:rPr>
-          <w:b w:val="0"/>
-          <w:sz w:val="22"/>
-        </w:rPr>
-        <w:t>(d) Stop the infusion</w:t>
+        <w:t xml:space="preserve">(d) Remove the cast</w:t>
       </w:r>
     </w:p>
     <w:p>
-      <w:pPr>
-        <w:spacing w:after="0" w:before="40"/>
-      </w:pPr>
       <w:r>
-        <w:rPr>
-          <w:b/>
-          <w:sz w:val="22"/>
-        </w:rPr>
-        <w:t>Answer: d</w:t>
+        <w:t xml:space="preserve">Answer: a</w:t>
       </w:r>
     </w:p>
     <w:p>
-      <w:pPr>
-        <w:spacing w:after="0" w:before="0"/>
-      </w:pPr>
       <w:r>
-        <w:rPr>
-          <w:b w:val="0"/>
-          <w:sz w:val="21"/>
-        </w:rPr>
-        <w:t>Solution: On suspecting a transfusion reaction, the FIRST action is to stop the transfusion immediately (keep the line with saline).</w:t>
+        <w:t xml:space="preserve">Solution: Localized burning/pain under a cast suggests a pressure point — the nurse reports it for cast adjustment. Padding is not inserted; the cast is removed only with an order.</w:t>
       </w:r>
     </w:p>
     <w:p>
-      <w:pPr>
-        <w:spacing w:after="0" w:before="0"/>
-      </w:pPr>
       <w:r>
-        <w:rPr>
-          <w:b w:val="0"/>
-          <w:sz w:val="20"/>
-        </w:rPr>
-        <w:t>Positive Marks: 1</w:t>
+        <w:t xml:space="preserve">Positive Marks: 1</w:t>
       </w:r>
     </w:p>
     <w:p>
-      <w:pPr>
-        <w:spacing w:after="160" w:before="0"/>
-      </w:pPr>
       <w:r>
-        <w:rPr>
-          <w:b w:val="0"/>
-          <w:sz w:val="20"/>
-        </w:rPr>
-        <w:t>Negative Marks: 0.25</w:t>
+        <w:t xml:space="preserve">Negative Marks: 0.25</w:t>
       </w:r>
     </w:p>
     <w:p>
-      <w:pPr>
-        <w:spacing w:after="20" w:before="120"/>
-      </w:pPr>
       <w:r>
-        <w:rPr>
-          <w:b/>
-          <w:sz w:val="22"/>
-        </w:rPr>
-        <w:t>Question: Identify the standard color of IV cannula used in pediatric patients (24 Gauge)</w:t>
+        <w:t xml:space="preserve">Question: A patient with chronic renal failure is being taught about signs of hyperkalemia. Which symptom should the patient report?</w:t>
       </w:r>
     </w:p>
     <w:p>
-      <w:pPr>
-        <w:spacing w:after="0" w:before="0"/>
-      </w:pPr>
       <w:r>
-        <w:rPr>
-          <w:b w:val="0"/>
-          <w:sz w:val="22"/>
-        </w:rPr>
-        <w:t>(a) Yellow</w:t>
+        <w:t xml:space="preserve">(a) Palpitations and muscle weakness</w:t>
       </w:r>
     </w:p>
     <w:p>
-      <w:pPr>
-        <w:spacing w:after="0" w:before="0"/>
-      </w:pPr>
       <w:r>
-        <w:rPr>
-          <w:b w:val="0"/>
-          <w:sz w:val="22"/>
-        </w:rPr>
-        <w:t>(b) Green</w:t>
+        <w:t xml:space="preserve">(b) Constipation only</w:t>
       </w:r>
     </w:p>
     <w:p>
-      <w:pPr>
-        <w:spacing w:after="0" w:before="0"/>
-      </w:pPr>
       <w:r>
-        <w:rPr>
-          <w:b w:val="0"/>
-          <w:sz w:val="22"/>
-        </w:rPr>
-        <w:t>(c) Orange</w:t>
+        <w:t xml:space="preserve">(c) Weight gain only</w:t>
       </w:r>
     </w:p>
     <w:p>
-      <w:pPr>
-        <w:spacing w:after="0" w:before="0"/>
-      </w:pPr>
       <w:r>
-        <w:rPr>
-          <w:b w:val="0"/>
-          <w:sz w:val="22"/>
-        </w:rPr>
-        <w:t>(d) Grey</w:t>
+        <w:t xml:space="preserve">(d) Dry mouth</w:t>
       </w:r>
     </w:p>
     <w:p>
-      <w:pPr>
-        <w:spacing w:after="0" w:before="40"/>
-      </w:pPr>
       <w:r>
-        <w:rPr>
-          <w:b/>
-          <w:sz w:val="22"/>
-        </w:rPr>
-        <w:t>Answer: a</w:t>
+        <w:t xml:space="preserve">Answer: a</w:t>
       </w:r>
     </w:p>
     <w:p>
-      <w:pPr>
-        <w:spacing w:after="0" w:before="0"/>
-      </w:pPr>
       <w:r>
-        <w:rPr>
-          <w:b w:val="0"/>
-          <w:sz w:val="21"/>
-        </w:rPr>
-        <w:t>Solution: Yellow IV cannula is 24 Gauge (flow rate ~13 mL/min), specifically recommended for pediatric patients and fragile neonates.</w:t>
+        <w:t xml:space="preserve">Solution: Hyperkalemia — palpitations, weakness, and tingling — can cause arrhythmias. The nurse teaches potassium restriction and prompt reporting.</w:t>
       </w:r>
     </w:p>
     <w:p>
-      <w:pPr>
-        <w:spacing w:after="0" w:before="0"/>
-      </w:pPr>
       <w:r>
-        <w:rPr>
-          <w:b w:val="0"/>
-          <w:sz w:val="20"/>
-        </w:rPr>
-        <w:t>Positive Marks: 1</w:t>
+        <w:t xml:space="preserve">Positive Marks: 1</w:t>
       </w:r>
     </w:p>
     <w:p>
-      <w:pPr>
-        <w:spacing w:after="160" w:before="0"/>
-      </w:pPr>
       <w:r>
-        <w:rPr>
-          <w:b w:val="0"/>
-          <w:sz w:val="20"/>
-        </w:rPr>
-        <w:t>Negative Marks: 0.25</w:t>
+        <w:t xml:space="preserve">Negative Marks: 0.25</w:t>
       </w:r>
     </w:p>
     <w:p>
-      <w:pPr>
-        <w:spacing w:after="20" w:before="120"/>
-      </w:pPr>
       <w:r>
-        <w:rPr>
-          <w:b/>
-          <w:sz w:val="22"/>
-        </w:rPr>
-        <w:t>Question: The nurse enters the room and finds a client clutching the chest, dyspneic and diaphoretic after an acute myocardial infarction. What should the nurse do FIRST?</w:t>
+        <w:t xml:space="preserve"/>
       </w:r>
     </w:p>
     <w:p>
-      <w:pPr>
-        <w:spacing w:after="0" w:before="0"/>
-      </w:pPr>
       <w:r>
-        <w:rPr>
-          <w:b w:val="0"/>
-          <w:sz w:val="22"/>
-        </w:rPr>
-        <w:t>(a) Assess the client's airway, breathing and circulation</w:t>
+        <w:t xml:space="preserve">Question: The nurse is preparing a patient for a renal biopsy. After the procedure, the nurse should:</w:t>
       </w:r>
     </w:p>
     <w:p>
-      <w:pPr>
-        <w:spacing w:after="0" w:before="0"/>
-      </w:pPr>
       <w:r>
-        <w:rPr>
-          <w:b w:val="0"/>
-          <w:sz w:val="22"/>
-        </w:rPr>
-        <w:t>(b) Notify the health care provider</w:t>
+        <w:t xml:space="preserve">(a) Keep the patient flat and monitor for bleeding</w:t>
       </w:r>
     </w:p>
     <w:p>
-      <w:pPr>
-        <w:spacing w:after="0" w:before="0"/>
-      </w:pPr>
       <w:r>
-        <w:rPr>
-          <w:b w:val="0"/>
-          <w:sz w:val="22"/>
-        </w:rPr>
-        <w:t>(c) Administer sublingual nitroglycerin</w:t>
+        <w:t xml:space="preserve">(b) Ambulate immediately</w:t>
       </w:r>
     </w:p>
     <w:p>
-      <w:pPr>
-        <w:spacing w:after="0" w:before="0"/>
-      </w:pPr>
       <w:r>
-        <w:rPr>
-          <w:b w:val="0"/>
-          <w:sz w:val="22"/>
-        </w:rPr>
-        <w:t>(d) Obtain a stat 12-lead ECG</w:t>
+        <w:t xml:space="preserve">(c) Skip monitoring</w:t>
       </w:r>
     </w:p>
     <w:p>
-      <w:pPr>
-        <w:spacing w:after="0" w:before="40"/>
-      </w:pPr>
       <w:r>
-        <w:rPr>
-          <w:b/>
-          <w:sz w:val="22"/>
-        </w:rPr>
-        <w:t>Answer: a</w:t>
+        <w:t xml:space="preserve">(d) Remove the dressing</w:t>
       </w:r>
     </w:p>
     <w:p>
-      <w:pPr>
-        <w:spacing w:after="0" w:before="0"/>
-      </w:pPr>
       <w:r>
-        <w:rPr>
-          <w:b w:val="0"/>
-          <w:sz w:val="21"/>
-        </w:rPr>
-        <w:t>Solution: The nurse must always use the ABC (airway, breathing, circulation) priority framework; assessment precedes any intervention, however urgent it appears.</w:t>
+        <w:t xml:space="preserve">Answer: a</w:t>
       </w:r>
     </w:p>
     <w:p>
-      <w:pPr>
-        <w:spacing w:after="0" w:before="0"/>
-      </w:pPr>
       <w:r>
-        <w:rPr>
-          <w:b w:val="0"/>
-          <w:sz w:val="20"/>
-        </w:rPr>
-        <w:t>Positive Marks: 1</w:t>
+        <w:t xml:space="preserve">Solution: After renal biopsy, the patient lies flat (4–6 hours) with monitoring of vitals, urine (hematuria), and flank pain — bleeding is the main risk.</w:t>
       </w:r>
     </w:p>
     <w:p>
-      <w:pPr>
-        <w:spacing w:after="160" w:before="0"/>
-      </w:pPr>
       <w:r>
-        <w:rPr>
-          <w:b w:val="0"/>
-          <w:sz w:val="20"/>
-        </w:rPr>
-        <w:t>Negative Marks: 0.25</w:t>
+        <w:t xml:space="preserve">Positive Marks: 1</w:t>
       </w:r>
     </w:p>
     <w:p>
-      <w:pPr>
-        <w:spacing w:after="20" w:before="120"/>
-      </w:pPr>
       <w:r>
-        <w:rPr>
-          <w:b/>
-          <w:sz w:val="22"/>
-        </w:rPr>
-        <w:t>Question: What room temperature should be maintained during the period of phototherapy?</w:t>
+        <w:t xml:space="preserve">Negative Marks: 0.25</w:t>
       </w:r>
     </w:p>
     <w:p>
-      <w:pPr>
-        <w:spacing w:after="0" w:before="0"/>
-      </w:pPr>
       <w:r>
-        <w:rPr>
-          <w:b w:val="0"/>
-          <w:sz w:val="22"/>
-        </w:rPr>
-        <w:t>(a) 28-30°C</w:t>
+        <w:t xml:space="preserve"/>
       </w:r>
     </w:p>
     <w:p>
-      <w:pPr>
-        <w:spacing w:after="0" w:before="0"/>
-      </w:pPr>
       <w:r>
-        <w:rPr>
-          <w:b w:val="0"/>
-          <w:sz w:val="22"/>
-        </w:rPr>
-        <w:t>(b) 26-28°C</w:t>
+        <w:t xml:space="preserve">Question: A patient at 40 weeks of gestation is in the third stage of labor. The nurse should monitor for:</w:t>
       </w:r>
     </w:p>
     <w:p>
-      <w:pPr>
-        <w:spacing w:after="0" w:before="0"/>
-      </w:pPr>
       <w:r>
-        <w:rPr>
-          <w:b w:val="0"/>
-          <w:sz w:val="22"/>
-        </w:rPr>
-        <w:t>(c) 30-32°C</w:t>
+        <w:t xml:space="preserve">(a) Blood loss and signs of postpartum hemorrhage</w:t>
       </w:r>
     </w:p>
     <w:p>
-      <w:pPr>
-        <w:spacing w:after="0" w:before="0"/>
-      </w:pPr>
       <w:r>
-        <w:rPr>
-          <w:b w:val="0"/>
-          <w:sz w:val="22"/>
-        </w:rPr>
-        <w:t>(d) 24-26°C</w:t>
+        <w:t xml:space="preserve">(b) Hyperglycemia</w:t>
       </w:r>
     </w:p>
     <w:p>
-      <w:pPr>
-        <w:spacing w:after="0" w:before="40"/>
-      </w:pPr>
       <w:r>
-        <w:rPr>
-          <w:b/>
-          <w:sz w:val="22"/>
-        </w:rPr>
-        <w:t>Answer: a</w:t>
+        <w:t xml:space="preserve">(c) Constipation</w:t>
       </w:r>
     </w:p>
     <w:p>
-      <w:pPr>
-        <w:spacing w:after="0" w:before="0"/>
-      </w:pPr>
       <w:r>
-        <w:rPr>
-          <w:b w:val="0"/>
-          <w:sz w:val="21"/>
-        </w:rPr>
-        <w:t>Solution: A room temperature of 28-30°C is maintained during phototherapy to prevent hypothermia in the neonate.</w:t>
+        <w:t xml:space="preserve">(d) Hyperthyroidism</w:t>
       </w:r>
     </w:p>
     <w:p>
-      <w:pPr>
-        <w:spacing w:after="0" w:before="0"/>
-      </w:pPr>
       <w:r>
-        <w:rPr>
-          <w:b w:val="0"/>
-          <w:sz w:val="20"/>
-        </w:rPr>
-        <w:t>Positive Marks: 1</w:t>
+        <w:t xml:space="preserve">Answer: a</w:t>
       </w:r>
     </w:p>
     <w:p>
-      <w:pPr>
-        <w:spacing w:after="160" w:before="0"/>
-      </w:pPr>
       <w:r>
-        <w:rPr>
-          <w:b w:val="0"/>
-          <w:sz w:val="20"/>
-        </w:rPr>
-        <w:t>Negative Marks: 0.25</w:t>
+        <w:t xml:space="preserve">Solution: The third stage — the nurse monitors blood loss, fundal tone, placental separation, and administers oxytocin to prevent PPH.</w:t>
       </w:r>
     </w:p>
     <w:p>
-      <w:pPr>
-        <w:spacing w:after="20" w:before="120"/>
-      </w:pPr>
       <w:r>
-        <w:rPr>
-          <w:b/>
-          <w:sz w:val="22"/>
-        </w:rPr>
-        <w:t>Question: A type of fever in which after every 24 hours the body temperature comes to normal level is known as?</w:t>
+        <w:t xml:space="preserve">Positive Marks: 1</w:t>
       </w:r>
     </w:p>
     <w:p>
-      <w:pPr>
-        <w:spacing w:after="0" w:before="0"/>
-      </w:pPr>
       <w:r>
-        <w:rPr>
-          <w:b w:val="0"/>
-          <w:sz w:val="22"/>
-        </w:rPr>
-        <w:t>(a) Relapsing fever</w:t>
+        <w:t xml:space="preserve">Negative Marks: 0.25</w:t>
       </w:r>
     </w:p>
     <w:p>
-      <w:pPr>
-        <w:spacing w:after="0" w:before="0"/>
-      </w:pPr>
       <w:r>
-        <w:rPr>
-          <w:b w:val="0"/>
-          <w:sz w:val="22"/>
-        </w:rPr>
-        <w:t>(b) Intermittent fever</w:t>
+        <w:t xml:space="preserve"/>
       </w:r>
     </w:p>
     <w:p>
-      <w:pPr>
-        <w:spacing w:after="0" w:before="0"/>
-      </w:pPr>
       <w:r>
-        <w:rPr>
-          <w:b w:val="0"/>
-          <w:sz w:val="22"/>
-        </w:rPr>
-        <w:t>(c) Remittent fever</w:t>
+        <w:t xml:space="preserve">Question: A 6-month-old infant with severe acute malnutrition is being fed F75. The nurse should:</w:t>
       </w:r>
     </w:p>
     <w:p>
-      <w:pPr>
-        <w:spacing w:after="0" w:before="0"/>
-      </w:pPr>
       <w:r>
-        <w:rPr>
-          <w:b w:val="0"/>
-          <w:sz w:val="22"/>
-        </w:rPr>
-        <w:t>(d) Continued fever</w:t>
+        <w:t xml:space="preserve">(a) Give small, frequent feeds and monitor for refeeding syndrome</w:t>
       </w:r>
     </w:p>
     <w:p>
-      <w:pPr>
-        <w:spacing w:after="0" w:before="40"/>
-      </w:pPr>
       <w:r>
-        <w:rPr>
-          <w:b/>
-          <w:sz w:val="22"/>
-        </w:rPr>
-        <w:t>Answer: b</w:t>
+        <w:t xml:space="preserve">(b) Give large feeds</w:t>
       </w:r>
     </w:p>
     <w:p>
-      <w:pPr>
-        <w:spacing w:after="0" w:before="0"/>
-      </w:pPr>
       <w:r>
-        <w:rPr>
-          <w:b w:val="0"/>
-          <w:sz w:val="21"/>
-        </w:rPr>
-        <w:t>Solution: In intermittent fever the temperature returns to normal once in every 24 hours between febrile peaks.</w:t>
+        <w:t xml:space="preserve">(c) Give only water</w:t>
       </w:r>
     </w:p>
     <w:p>
-      <w:pPr>
-        <w:spacing w:after="0" w:before="0"/>
-      </w:pPr>
       <w:r>
-        <w:rPr>
-          <w:b w:val="0"/>
-          <w:sz w:val="20"/>
-        </w:rPr>
-        <w:t>Positive Marks: 1</w:t>
+        <w:t xml:space="preserve">(d) Discharge the infant</w:t>
       </w:r>
     </w:p>
     <w:p>
-      <w:pPr>
-        <w:spacing w:after="160" w:before="0"/>
-      </w:pPr>
       <w:r>
-        <w:rPr>
-          <w:b w:val="0"/>
-          <w:sz w:val="20"/>
-        </w:rPr>
-        <w:t>Negative Marks: 0.25</w:t>
+        <w:t xml:space="preserve">Answer: a</w:t>
       </w:r>
     </w:p>
     <w:p>
-      <w:pPr>
-        <w:spacing w:after="20" w:before="120"/>
-      </w:pPr>
       <w:r>
-        <w:rPr>
-          <w:b/>
-          <w:sz w:val="22"/>
-        </w:rPr>
-        <w:t>Question: What is the current name of Aurangabad in Maharashtra? Important scheme (4K)</w:t>
+        <w:t xml:space="preserve">Solution: SAM stabilization — F75 in small, frequent feeds with monitoring for refeeding syndrome (hypophosphatemia, edema, heart failure).</w:t>
       </w:r>
     </w:p>
     <w:p>
-      <w:pPr>
-        <w:spacing w:after="0" w:before="0"/>
-      </w:pPr>
       <w:r>
-        <w:rPr>
-          <w:b w:val="0"/>
-          <w:sz w:val="22"/>
-        </w:rPr>
-        <w:t>(a) Sambhaji Nagar</w:t>
+        <w:t xml:space="preserve">Positive Marks: 1</w:t>
       </w:r>
     </w:p>
     <w:p>
-      <w:pPr>
-        <w:spacing w:after="0" w:before="0"/>
-      </w:pPr>
       <w:r>
-        <w:rPr>
-          <w:b w:val="0"/>
-          <w:sz w:val="22"/>
-        </w:rPr>
-        <w:t>(b) Mumbai</w:t>
+        <w:t xml:space="preserve">Negative Marks: 0.25</w:t>
       </w:r>
     </w:p>
     <w:p>
-      <w:pPr>
-        <w:spacing w:after="0" w:before="0"/>
-      </w:pPr>
       <w:r>
-        <w:rPr>
-          <w:b w:val="0"/>
-          <w:sz w:val="22"/>
-        </w:rPr>
-        <w:t>(c) Osmanabad</w:t>
+        <w:t xml:space="preserve"/>
       </w:r>
     </w:p>
     <w:p>
-      <w:pPr>
-        <w:spacing w:after="0" w:before="0"/>
-      </w:pPr>
       <w:r>
-        <w:rPr>
-          <w:b w:val="0"/>
-          <w:sz w:val="22"/>
-        </w:rPr>
-        <w:t>(d) Dharashiv</w:t>
+        <w:t xml:space="preserve">Question: A patient with a panic disorder is having a panic attack. The nurse should:</w:t>
       </w:r>
     </w:p>
     <w:p>
-      <w:pPr>
-        <w:spacing w:after="0" w:before="40"/>
-      </w:pPr>
       <w:r>
-        <w:rPr>
-          <w:b/>
-          <w:sz w:val="22"/>
-        </w:rPr>
-        <w:t>Answer: a</w:t>
+        <w:t xml:space="preserve">(a) Stay with the patient and guide slow breathing</w:t>
       </w:r>
     </w:p>
     <w:p>
-      <w:pPr>
-        <w:spacing w:after="0" w:before="0"/>
-      </w:pPr>
       <w:r>
-        <w:rPr>
-          <w:b w:val="0"/>
-          <w:sz w:val="21"/>
-        </w:rPr>
-        <w:t>Solution: The current name of Aurangabad in Maharashtra is option A, Sambhaji Nagar. Sambhaji Nagar is the new name given to the city of Aurangabad in Maharashtra. The name change was made to honor Sambhaji, the son of the Maratha Empire's founder, Chhatrapati Shivaji Maharaj. Aurangabad was originally named after Mughal emperor Aurangzeb, and the decision to rename the city was part of an effort to recognize and celebrate Maratha history and culture. The name change reflects the cultural and historical significance of Sambhaji and symbolizes the local pride and heritage of Maharashtra.</w:t>
+        <w:t xml:space="preserve">(b) Leave the patient alone</w:t>
       </w:r>
     </w:p>
     <w:p>
-      <w:pPr>
-        <w:spacing w:after="0" w:before="0"/>
-      </w:pPr>
       <w:r>
-        <w:rPr>
-          <w:b w:val="0"/>
-          <w:sz w:val="20"/>
-        </w:rPr>
-        <w:t>Positive Marks: 1</w:t>
+        <w:t xml:space="preserve">(c) Shout at the patient</w:t>
       </w:r>
     </w:p>
     <w:p>
-      <w:pPr>
-        <w:spacing w:after="160" w:before="0"/>
-      </w:pPr>
       <w:r>
-        <w:rPr>
-          <w:b w:val="0"/>
-          <w:sz w:val="20"/>
-        </w:rPr>
-        <w:t>Negative Marks: 0.25</w:t>
+        <w:t xml:space="preserve">(d) Restrain the patient</w:t>
       </w:r>
     </w:p>
     <w:p>
-      <w:pPr>
-        <w:spacing w:after="20" w:before="120"/>
-      </w:pPr>
       <w:r>
-        <w:rPr>
-          <w:b/>
-          <w:sz w:val="22"/>
-        </w:rPr>
-        <w:t>Question: Which is the most appropriate method to assess the pulse in a newborn?</w:t>
+        <w:t xml:space="preserve">Answer: a</w:t>
       </w:r>
     </w:p>
     <w:p>
-      <w:pPr>
-        <w:spacing w:after="0" w:before="0"/>
-      </w:pPr>
       <w:r>
-        <w:rPr>
-          <w:b w:val="0"/>
-          <w:sz w:val="22"/>
-        </w:rPr>
-        <w:t>(a) Assessing the radial pulse for 15 sec then multiply by 4</w:t>
+        <w:t xml:space="preserve">Solution: During a panic attack, the nurse stays with the patient, speaks calmly, and guides slow breathing — reducing hyperventilation and anxiety.</w:t>
       </w:r>
     </w:p>
     <w:p>
-      <w:pPr>
-        <w:spacing w:after="0" w:before="0"/>
-      </w:pPr>
       <w:r>
-        <w:rPr>
-          <w:b w:val="0"/>
-          <w:sz w:val="22"/>
-        </w:rPr>
-        <w:t>(b) Assessing the brachial pulse for full 1 minute</w:t>
+        <w:t xml:space="preserve">Positive Marks: 1</w:t>
       </w:r>
     </w:p>
     <w:p>
-      <w:pPr>
-        <w:spacing w:after="0" w:before="0"/>
-      </w:pPr>
       <w:r>
-        <w:rPr>
-          <w:b w:val="0"/>
-          <w:sz w:val="22"/>
-        </w:rPr>
-        <w:t>(c) Assessing radial pulse for full 1 minute by stethoscope</w:t>
+        <w:t xml:space="preserve">Negative Marks: 0.25</w:t>
       </w:r>
     </w:p>
     <w:p>
-      <w:pPr>
-        <w:spacing w:after="0" w:before="0"/>
-      </w:pPr>
       <w:r>
-        <w:rPr>
-          <w:b w:val="0"/>
-          <w:sz w:val="22"/>
-        </w:rPr>
-        <w:t>(d) Assessing the apical pulse for full 1 minute by stethoscope</w:t>
+        <w:t xml:space="preserve"/>
       </w:r>
     </w:p>
     <w:p>
-      <w:pPr>
-        <w:spacing w:after="0" w:before="40"/>
-      </w:pPr>
       <w:r>
-        <w:rPr>
-          <w:b/>
-          <w:sz w:val="22"/>
-        </w:rPr>
-        <w:t>Answer: a</w:t>
+        <w:t xml:space="preserve">Question: The "Pradhan Mantri Bhartiya Janaushadhi Kendra" provides medicines at prices that are:</w:t>
       </w:r>
     </w:p>
     <w:p>
-      <w:pPr>
-        <w:spacing w:after="0" w:before="0"/>
-      </w:pPr>
       <w:r>
-        <w:rPr>
-          <w:b w:val="0"/>
-          <w:sz w:val="21"/>
-        </w:rPr>
-        <w:t>Solution: The most appropriate method to assess the pulse in a newborn is by assessing the apical pulse for a full 1 minute using a stethoscope. This method is preferred over the use of peripheral pulses like brachial or radial pulses. Newborns have a faster heart rate than adults and their peripheral pulses can be difficult to palpate accurately due to their small size and movements. Therefore, auscultating the apical pulse with a stethoscope for a full minute provides a more accurate measurement.</w:t>
+        <w:t xml:space="preserve">(a) Fixed and affordable</w:t>
       </w:r>
     </w:p>
     <w:p>
-      <w:pPr>
-        <w:spacing w:after="0" w:before="0"/>
-      </w:pPr>
       <w:r>
-        <w:rPr>
-          <w:b w:val="0"/>
-          <w:sz w:val="20"/>
-        </w:rPr>
-        <w:t>Positive Marks: 1</w:t>
+        <w:t xml:space="preserve">(b) Market-driven only</w:t>
       </w:r>
     </w:p>
     <w:p>
-      <w:pPr>
-        <w:spacing w:after="160" w:before="0"/>
-      </w:pPr>
       <w:r>
-        <w:rPr>
-          <w:b w:val="0"/>
-          <w:sz w:val="20"/>
-        </w:rPr>
-        <w:t>Negative Marks: 0.25</w:t>
+        <w:t xml:space="preserve">(c) Import-based only</w:t>
       </w:r>
     </w:p>
     <w:p>
-      <w:pPr>
-        <w:spacing w:after="20" w:before="120"/>
-      </w:pPr>
       <w:r>
-        <w:rPr>
-          <w:b/>
-          <w:sz w:val="22"/>
-        </w:rPr>
-        <w:t>Question: Which diameter represents the smallest diameter of the true pelvis?</w:t>
+        <w:t xml:space="preserve">(d) Auction-based</w:t>
       </w:r>
     </w:p>
     <w:p>
-      <w:pPr>
-        <w:spacing w:after="0" w:before="0"/>
-      </w:pPr>
       <w:r>
-        <w:rPr>
-          <w:b w:val="0"/>
-          <w:sz w:val="22"/>
-        </w:rPr>
-        <w:t>(a) Diagonal conjugate</w:t>
+        <w:t xml:space="preserve">Answer: a</w:t>
       </w:r>
     </w:p>
     <w:p>
-      <w:pPr>
-        <w:spacing w:after="0" w:before="0"/>
-      </w:pPr>
       <w:r>
-        <w:rPr>
-          <w:b w:val="0"/>
-          <w:sz w:val="22"/>
-        </w:rPr>
-        <w:t>(b) True conjugate</w:t>
+        <w:t xml:space="preserve">Solution: Jan Aushadhi medicines are sold at fixed, affordable prices — 50–90% below branded equivalents.</w:t>
       </w:r>
     </w:p>
     <w:p>
-      <w:pPr>
-        <w:spacing w:after="0" w:before="0"/>
-      </w:pPr>
       <w:r>
-        <w:rPr>
-          <w:b w:val="0"/>
-          <w:sz w:val="22"/>
-        </w:rPr>
-        <w:t>(c) Interspinous diameter</w:t>
+        <w:t xml:space="preserve">Positive Marks: 1</w:t>
       </w:r>
     </w:p>
     <w:p>
-      <w:pPr>
-        <w:spacing w:after="0" w:before="0"/>
-      </w:pPr>
       <w:r>
-        <w:rPr>
-          <w:b w:val="0"/>
-          <w:sz w:val="22"/>
-        </w:rPr>
-        <w:t>(d) Intertuberous diameter</w:t>
+        <w:t xml:space="preserve">Negative Marks: 0.25</w:t>
       </w:r>
     </w:p>
     <w:p>
-      <w:pPr>
-        <w:spacing w:after="0" w:before="40"/>
-      </w:pPr>
       <w:r>
-        <w:rPr>
-          <w:b/>
-          <w:sz w:val="22"/>
-        </w:rPr>
-        <w:t>Answer: c</w:t>
+        <w:t xml:space="preserve"/>
       </w:r>
     </w:p>
     <w:p>
-      <w:pPr>
-        <w:spacing w:after="0" w:before="0"/>
-      </w:pPr>
       <w:r>
-        <w:rPr>
-          <w:b w:val="0"/>
-          <w:sz w:val="21"/>
-        </w:rPr>
-        <w:t>Solution: The interspinous diameter represents the smallest diameter of the true pelvis (option a). The true pelvis is the lower portion of the pelvis that is involved in childbirth. It is divided into various diameters that are important for assessing the passage of the fetal head during labor. The interspinous diameter is measured between the two ischial spines, which represent the narrowest diameter of the true pelvis. Assessing the adequacy of the pelvic diameters is crucial in determining whether vaginal delivery is feasible or if other interventions, such as cesarean section, may be necessary.</w:t>
+        <w:t xml:space="preserve">Question: The nurse is to give 1.2 g of a medication. The vial contains 400 mg/mL. The volume to give is:</w:t>
       </w:r>
     </w:p>
     <w:p>
-      <w:pPr>
-        <w:spacing w:after="0" w:before="0"/>
-      </w:pPr>
       <w:r>
-        <w:rPr>
-          <w:b w:val="0"/>
-          <w:sz w:val="20"/>
-        </w:rPr>
-        <w:t>Positive Marks: 1</w:t>
+        <w:t xml:space="preserve">(a) 2 mL</w:t>
       </w:r>
     </w:p>
     <w:p>
-      <w:pPr>
-        <w:spacing w:after="160" w:before="0"/>
-      </w:pPr>
       <w:r>
-        <w:rPr>
-          <w:b w:val="0"/>
-          <w:sz w:val="20"/>
-        </w:rPr>
-        <w:t>Negative Marks: 0.25</w:t>
+        <w:t xml:space="preserve">(b) 3 mL</w:t>
       </w:r>
     </w:p>
     <w:p>
-      <w:pPr>
-        <w:spacing w:after="20" w:before="120"/>
-      </w:pPr>
       <w:r>
-        <w:rPr>
-          <w:b/>
-          <w:sz w:val="22"/>
-        </w:rPr>
-        <w:t>Question: Identify the standard size (gauge) of green color IV cannula</w:t>
+        <w:t xml:space="preserve">(c) 4 mL</w:t>
       </w:r>
     </w:p>
     <w:p>
-      <w:pPr>
-        <w:spacing w:after="0" w:before="0"/>
-      </w:pPr>
       <w:r>
-        <w:rPr>
-          <w:b w:val="0"/>
-          <w:sz w:val="22"/>
-        </w:rPr>
-        <w:t>(a) 16 G</w:t>
+        <w:t xml:space="preserve">(d) 5 mL</w:t>
       </w:r>
     </w:p>
     <w:p>
-      <w:pPr>
-        <w:spacing w:after="0" w:before="0"/>
-      </w:pPr>
       <w:r>
-        <w:rPr>
-          <w:b w:val="0"/>
-          <w:sz w:val="22"/>
-        </w:rPr>
-        <w:t>(b) 14 G</w:t>
+        <w:t xml:space="preserve">Answer: b</w:t>
       </w:r>
     </w:p>
     <w:p>
-      <w:pPr>
-        <w:spacing w:after="0" w:before="0"/>
-      </w:pPr>
       <w:r>
-        <w:rPr>
-          <w:b w:val="0"/>
-          <w:sz w:val="22"/>
-        </w:rPr>
-        <w:t>(c) 20 G</w:t>
+        <w:t xml:space="preserve">Solution: 1.2 g = 1,200 mg. Volume = 1,200 ÷ 400 = 3 mL.</w:t>
       </w:r>
     </w:p>
     <w:p>
-      <w:pPr>
-        <w:spacing w:after="0" w:before="0"/>
-      </w:pPr>
       <w:r>
-        <w:rPr>
-          <w:b w:val="0"/>
-          <w:sz w:val="22"/>
-        </w:rPr>
-        <w:t>(d) 18 G</w:t>
+        <w:t xml:space="preserve">Positive Marks: 1</w:t>
       </w:r>
     </w:p>
     <w:p>
-      <w:pPr>
-        <w:spacing w:after="0" w:before="40"/>
-      </w:pPr>
       <w:r>
-        <w:rPr>
-          <w:b/>
-          <w:sz w:val="22"/>
-        </w:rPr>
-        <w:t>Answer: d</w:t>
+        <w:t xml:space="preserve">Negative Marks: 0.25</w:t>
       </w:r>
     </w:p>
     <w:p>
-      <w:pPr>
-        <w:spacing w:after="0" w:before="0"/>
-      </w:pPr>
       <w:r>
-        <w:rPr>
-          <w:b w:val="0"/>
-          <w:sz w:val="21"/>
-        </w:rPr>
-        <w:t>Solution: 18 Gauge IV cannula is color-coded Green and is used for rapid blood transfusions, trauma, and major surgical procedures.</w:t>
+        <w:t xml:space="preserve"/>
       </w:r>
     </w:p>
     <w:p>
-      <w:pPr>
-        <w:spacing w:after="0" w:before="0"/>
-      </w:pPr>
       <w:r>
-        <w:rPr>
-          <w:b w:val="0"/>
-          <w:sz w:val="20"/>
-        </w:rPr>
-        <w:t>Positive Marks: 1</w:t>
+        <w:t xml:space="preserve">Question: The nurse is caring for a patient with hyponatremia. Which assessment finding is expected?</w:t>
       </w:r>
     </w:p>
     <w:p>
-      <w:pPr>
-        <w:spacing w:after="160" w:before="0"/>
-      </w:pPr>
       <w:r>
-        <w:rPr>
-          <w:b w:val="0"/>
-          <w:sz w:val="20"/>
-        </w:rPr>
-        <w:t>Negative Marks: 0.25</w:t>
+        <w:t xml:space="preserve">(a) Confusion, headache, and seizures</w:t>
       </w:r>
     </w:p>
     <w:p>
-      <w:pPr>
-        <w:spacing w:after="20" w:before="120"/>
-      </w:pPr>
       <w:r>
-        <w:rPr>
-          <w:b/>
-          <w:sz w:val="22"/>
-        </w:rPr>
-        <w:t>Question: A client on fall precautions insists on getting out of bed to use the bathroom. What is the priority nursing action?</w:t>
+        <w:t xml:space="preserve">(b) Excessive thirst</w:t>
       </w:r>
     </w:p>
     <w:p>
-      <w:pPr>
-        <w:spacing w:after="0" w:before="0"/>
-      </w:pPr>
       <w:r>
-        <w:rPr>
-          <w:b w:val="0"/>
-          <w:sz w:val="22"/>
-        </w:rPr>
-        <w:t>(a) Apply a vest restraint</w:t>
+        <w:t xml:space="preserve">(c) Edema only</w:t>
       </w:r>
     </w:p>
     <w:p>
-      <w:pPr>
-        <w:spacing w:after="0" w:before="0"/>
-      </w:pPr>
       <w:r>
-        <w:rPr>
-          <w:b w:val="0"/>
-          <w:sz w:val="22"/>
-        </w:rPr>
-        <w:t>(b) Assist the client to the bathroom immediately</w:t>
+        <w:t xml:space="preserve">(d) Bradycardia</w:t>
       </w:r>
     </w:p>
     <w:p>
-      <w:pPr>
-        <w:spacing w:after="0" w:before="0"/>
-      </w:pPr>
       <w:r>
-        <w:rPr>
-          <w:b w:val="0"/>
-          <w:sz w:val="22"/>
-        </w:rPr>
-        <w:t>(c) Tell the client to use the call bell when ready</w:t>
+        <w:t xml:space="preserve">Answer: a</w:t>
       </w:r>
     </w:p>
     <w:p>
-      <w:pPr>
-        <w:spacing w:after="0" w:before="0"/>
-      </w:pPr>
       <w:r>
-        <w:rPr>
-          <w:b w:val="0"/>
-          <w:sz w:val="22"/>
-        </w:rPr>
-        <w:t>(d) Place the bed in the lowest position and leave</w:t>
+        <w:t xml:space="preserve">Solution: Hyponatremia — cerebral edema causes confusion, headache, nausea, and seizures. The nurse monitors sodium and neurological status.</w:t>
       </w:r>
     </w:p>
     <w:p>
-      <w:pPr>
-        <w:spacing w:after="0" w:before="40"/>
-      </w:pPr>
       <w:r>
-        <w:rPr>
-          <w:b/>
-          <w:sz w:val="22"/>
-        </w:rPr>
-        <w:t>Answer: b</w:t>
+        <w:t xml:space="preserve">Positive Marks: 1</w:t>
       </w:r>
     </w:p>
     <w:p>
-      <w:pPr>
-        <w:spacing w:after="0" w:before="0"/>
-      </w:pPr>
       <w:r>
-        <w:rPr>
-          <w:b w:val="0"/>
-          <w:sz w:val="21"/>
-        </w:rPr>
-        <w:t>Solution: The priority is to respond to the client's need safely; assisting the client to the bathroom prevents the high-risk unsupervised transfer that causes most falls.</w:t>
+        <w:t xml:space="preserve">Negative Marks: 0.25</w:t>
       </w:r>
     </w:p>
     <w:p>
-      <w:pPr>
-        <w:spacing w:after="0" w:before="0"/>
-      </w:pPr>
       <w:r>
-        <w:rPr>
-          <w:b w:val="0"/>
-          <w:sz w:val="20"/>
-        </w:rPr>
-        <w:t>Positive Marks: 1</w:t>
+        <w:t xml:space="preserve"/>
       </w:r>
     </w:p>
     <w:p>
-      <w:pPr>
-        <w:spacing w:after="160" w:before="0"/>
-      </w:pPr>
       <w:r>
-        <w:rPr>
-          <w:b w:val="0"/>
-          <w:sz w:val="20"/>
-        </w:rPr>
-        <w:t>Negative Marks: 0.25</w:t>
+        <w:t xml:space="preserve">Question: The nurse is assessing a patient's level of consciousness. The patient responds to painful stimuli only. This is:</w:t>
+      </w:r>
+    </w:p>
+    <w:p>
+      <w:r>
+        <w:t xml:space="preserve">(a) Stupor</w:t>
+      </w:r>
+    </w:p>
+    <w:p>
+      <w:r>
+        <w:t xml:space="preserve">(b) Alert</w:t>
+      </w:r>
+    </w:p>
+    <w:p>
+      <w:r>
+        <w:t xml:space="preserve">(c) Confusion</w:t>
+      </w:r>
+    </w:p>
+    <w:p>
+      <w:r>
+        <w:t xml:space="preserve">(d) Normal</w:t>
+      </w:r>
+    </w:p>
+    <w:p>
+      <w:r>
+        <w:t xml:space="preserve">Answer: a</w:t>
+      </w:r>
+    </w:p>
+    <w:p>
+      <w:r>
+        <w:t xml:space="preserve">Solution: Stupor — response only to vigorous/painful stimuli; coma is unresponsive. The nurse documents the level and trends with the GCS.</w:t>
+      </w:r>
+    </w:p>
+    <w:p>
+      <w:r>
+        <w:t xml:space="preserve">Positive Marks: 1</w:t>
+      </w:r>
+    </w:p>
+    <w:p>
+      <w:r>
+        <w:t xml:space="preserve">Negative Marks: 0.25</w:t>
+      </w:r>
+    </w:p>
+    <w:p>
+      <w:r>
+        <w:t xml:space="preserve"/>
+      </w:r>
+    </w:p>
+    <w:p>
+      <w:r>
+        <w:t xml:space="preserve">Question: A patient with a fractured humerus in a sling is being discharged. The nurse should teach the patient to:</w:t>
+      </w:r>
+    </w:p>
+    <w:p>
+      <w:r>
+        <w:t xml:space="preserve">(a) Report numbness or pallor in the hand</w:t>
+      </w:r>
+    </w:p>
+    <w:p>
+      <w:r>
+        <w:t xml:space="preserve">(b) Remove the sling permanently</w:t>
+      </w:r>
+    </w:p>
+    <w:p>
+      <w:r>
+        <w:t xml:space="preserve">(c) Lift heavy objects</w:t>
+      </w:r>
+    </w:p>
+    <w:p>
+      <w:r>
+        <w:t xml:space="preserve">(d) Skip follow-up</w:t>
+      </w:r>
+    </w:p>
+    <w:p>
+      <w:r>
+        <w:t xml:space="preserve">Answer: a</w:t>
+      </w:r>
+    </w:p>
+    <w:p>
+      <w:r>
+        <w:t xml:space="preserve">Solution: Humerus fracture — neurovascular monitoring, sling use as advised, gentle exercises, and follow-up.</w:t>
+      </w:r>
+    </w:p>
+    <w:p>
+      <w:r>
+        <w:t xml:space="preserve">Positive Marks: 1</w:t>
+      </w:r>
+    </w:p>
+    <w:p>
+      <w:r>
+        <w:t xml:space="preserve">Negative Marks: 0.25</w:t>
       </w:r>
     </w:p>
     <w:sectPr>
       <w:pgSz w:w="12240" w:h="15840"/>
-      <w:pgMar w:top="864" w:right="1008" w:bottom="864" w:left="1008" w:header="720" w:footer="720" w:gutter="0"/>
+      <w:pgMar w:top="1440" w:right="1800" w:bottom="1440" w:left="1800" w:header="720" w:footer="720" w:gutter="0"/>
       <w:cols w:space="720"/>
       <w:docGrid w:linePitch="360"/>
     </w:sectPr>
@@ -2535,10 +1365,6 @@
     <w:name w:val="Normal"/>
     <w:qFormat/>
     <w:rsid w:val="00FC693F"/>
-    <w:rPr>
-      <w:rFonts w:ascii="Calibri" w:hAnsi="Calibri"/>
-      <w:sz w:val="22"/>
-    </w:rPr>
   </w:style>
   <w:style w:type="paragraph" w:styleId="Header">
     <w:name w:val="header"/>
